--- a/铁路线路智能综合检测机器人/技术文档章节拆分_20260417_0116/铁路线路智能综合检测机器人_技术文档_V3.0_第11章_系统部署与运维保障_20260306_20260417_0116.docx
+++ b/铁路线路智能综合检测机器人/技术文档章节拆分_20260417_0116/铁路线路智能综合检测机器人_技术文档_V3.0_第11章_系统部署与运维保障_20260306_20260417_0116.docx
@@ -287,7 +287,7 @@
               <w:jc w:val="left"/>
             </w:pPr>
             <w:r>
-              <w:t xml:space="preserve">传感器自检 / 相机曝光校正 / 激光功率校准 / 陀螺仪零偏校准，触摸屏显示各设备状态</w:t>
+              <w:t xml:space="preserve">传感器自检 / 相机曝光校正 / 单点测距传感器功率校准 / HWT905 IMU零偏校准，触摸屏显示各设备状态</w:t>
             </w:r>
           </w:p>
         </w:tc>
@@ -586,69 +586,69 @@
               <w:jc w:val="left"/>
             </w:pPr>
             <w:r>
-              <w:t xml:space="preserve">3D激光×2</w:t>
-            </w:r>
-          </w:p>
-        </w:tc>
-        <w:tc>
-          <w:tcPr/>
-          <w:p>
-            <w:pPr>
-              <w:pStyle w:val="Compact"/>
-              <w:jc w:val="left"/>
-            </w:pPr>
-            <w:r>
-              <w:t xml:space="preserve">全部在线，功率稳定</w:t>
-            </w:r>
-          </w:p>
-        </w:tc>
-        <w:tc>
-          <w:tcPr/>
-          <w:p>
-            <w:pPr>
-              <w:pStyle w:val="Compact"/>
-              <w:jc w:val="left"/>
-            </w:pPr>
-            <w:r>
-              <w:t xml:space="preserve">单激光降级运行，标记数据缺失区段</w:t>
-            </w:r>
-          </w:p>
-        </w:tc>
-      </w:tr>
-      <w:tr>
-        <w:tc>
-          <w:tcPr/>
-          <w:p>
-            <w:pPr>
-              <w:pStyle w:val="Compact"/>
-              <w:jc w:val="left"/>
-            </w:pPr>
-            <w:r>
-              <w:t xml:space="preserve">双陀螺仪</w:t>
-            </w:r>
-          </w:p>
-        </w:tc>
-        <w:tc>
-          <w:tcPr/>
-          <w:p>
-            <w:pPr>
-              <w:pStyle w:val="Compact"/>
-              <w:jc w:val="left"/>
-            </w:pPr>
-            <w:r>
-              <w:t xml:space="preserve">两轴数据一致，姿态正常</w:t>
-            </w:r>
-          </w:p>
-        </w:tc>
-        <w:tc>
-          <w:tcPr/>
-          <w:p>
-            <w:pPr>
-              <w:pStyle w:val="Compact"/>
-              <w:jc w:val="left"/>
-            </w:pPr>
-            <w:r>
-              <w:t xml:space="preserve">单轴异常切换备用，人工检修</w:t>
+              <w:t xml:space="preserve">单点测距传感器矩阵</w:t>
+            </w:r>
+          </w:p>
+        </w:tc>
+        <w:tc>
+          <w:tcPr/>
+          <w:p>
+            <w:pPr>
+              <w:pStyle w:val="Compact"/>
+              <w:jc w:val="left"/>
+            </w:pPr>
+            <w:r>
+              <w:t xml:space="preserve">全部在线，数据率稳定，测量精度±1mm</w:t>
+            </w:r>
+          </w:p>
+        </w:tc>
+        <w:tc>
+          <w:tcPr/>
+          <w:p>
+            <w:pPr>
+              <w:pStyle w:val="Compact"/>
+              <w:jc w:val="left"/>
+            </w:pPr>
+            <w:r>
+              <w:t xml:space="preserve">单传感器降级运行，标记数据缺失区段，任务继续</w:t>
+            </w:r>
+          </w:p>
+        </w:tc>
+      </w:tr>
+      <w:tr>
+        <w:tc>
+          <w:tcPr/>
+          <w:p>
+            <w:pPr>
+              <w:pStyle w:val="Compact"/>
+              <w:jc w:val="left"/>
+            </w:pPr>
+            <w:r>
+              <w:t xml:space="preserve">HWT905 IMU</w:t>
+            </w:r>
+          </w:p>
+        </w:tc>
+        <w:tc>
+          <w:tcPr/>
+          <w:p>
+            <w:pPr>
+              <w:pStyle w:val="Compact"/>
+              <w:jc w:val="left"/>
+            </w:pPr>
+            <w:r>
+              <w:t xml:space="preserve">数据一致，姿态正常，零偏稳定</w:t>
+            </w:r>
+          </w:p>
+        </w:tc>
+        <w:tc>
+          <w:tcPr/>
+          <w:p>
+            <w:pPr>
+              <w:pStyle w:val="Compact"/>
+              <w:jc w:val="left"/>
+            </w:pPr>
+            <w:r>
+              <w:t xml:space="preserve">零偏超限自动补偿，异常时触发自检，人工检修</w:t>
             </w:r>
           </w:p>
         </w:tc>
@@ -1269,7 +1269,7 @@
               <w:jc w:val="left"/>
             </w:pPr>
             <w:r>
-              <w:t xml:space="preserve">传感器固件（相机/激光/陀螺仪）远程推送升级</w:t>
+              <w:t xml:space="preserve">传感器固件（相机/单点测距传感器/HWT905）远程推送升级</w:t>
             </w:r>
           </w:p>
         </w:tc>
@@ -1575,31 +1575,31 @@
               <w:jc w:val="left"/>
             </w:pPr>
             <w:r>
-              <w:t xml:space="preserve">激光标定</w:t>
-            </w:r>
-          </w:p>
-        </w:tc>
-        <w:tc>
-          <w:tcPr/>
-          <w:p>
-            <w:pPr>
-              <w:pStyle w:val="Compact"/>
-              <w:jc w:val="left"/>
-            </w:pPr>
-            <w:r>
-              <w:t xml:space="preserve">每半年或光路遮挡后</w:t>
-            </w:r>
-          </w:p>
-        </w:tc>
-        <w:tc>
-          <w:tcPr/>
-          <w:p>
-            <w:pPr>
-              <w:pStyle w:val="Compact"/>
-              <w:jc w:val="left"/>
-            </w:pPr>
-            <w:r>
-              <w:t xml:space="preserve">已知距离参考物，测量并校正距离偏差</w:t>
+              <w:t xml:space="preserve">单点测距传感器标定</w:t>
+            </w:r>
+          </w:p>
+        </w:tc>
+        <w:tc>
+          <w:tcPr/>
+          <w:p>
+            <w:pPr>
+              <w:pStyle w:val="Compact"/>
+              <w:jc w:val="left"/>
+            </w:pPr>
+            <w:r>
+              <w:t xml:space="preserve">每季度或测量精度超差后</w:t>
+            </w:r>
+          </w:p>
+        </w:tc>
+        <w:tc>
+          <w:tcPr/>
+          <w:p>
+            <w:pPr>
+              <w:pStyle w:val="Compact"/>
+              <w:jc w:val="left"/>
+            </w:pPr>
+            <w:r>
+              <w:t xml:space="preserve">标准距离参考物，测量并校正测距偏差</w:t>
             </w:r>
           </w:p>
         </w:tc>
@@ -1625,7 +1625,7 @@
               <w:jc w:val="left"/>
             </w:pPr>
             <w:r>
-              <w:t xml:space="preserve">陀螺仪零偏校准</w:t>
+              <w:t xml:space="preserve">HWT905 IMU零偏校准</w:t>
             </w:r>
           </w:p>
         </w:tc>
@@ -1649,7 +1649,7 @@
               <w:jc w:val="left"/>
             </w:pPr>
             <w:r>
-              <w:t xml:space="preserve">静止状态下采集零偏值并补偿</w:t>
+              <w:t xml:space="preserve">静止状态下采集零偏值并自动补偿</w:t>
             </w:r>
           </w:p>
         </w:tc>
@@ -1929,7 +1929,7 @@
               <w:jc w:val="left"/>
             </w:pPr>
             <w:r>
-              <w:t xml:space="preserve">3D激光</w:t>
+              <w:t xml:space="preserve">单点测距传感器</w:t>
             </w:r>
           </w:p>
         </w:tc>
@@ -2029,7 +2029,7 @@
               <w:jc w:val="left"/>
             </w:pPr>
             <w:r>
-              <w:t xml:space="preserve">陀螺仪</w:t>
+              <w:t xml:space="preserve">HWT905 IMU</w:t>
             </w:r>
           </w:p>
         </w:tc>
@@ -3204,7 +3204,7 @@
               <w:jc w:val="left"/>
             </w:pPr>
             <w:r>
-              <w:t xml:space="preserve">单激光离线（2路中1路）</w:t>
+              <w:t xml:space="preserve">单点测距传感器离线</w:t>
             </w:r>
           </w:p>
         </w:tc>
@@ -3228,7 +3228,7 @@
               <w:jc w:val="left"/>
             </w:pPr>
             <w:r>
-              <w:t xml:space="preserve">保留2D检测功能，降级运行，标记激光数据缺失区段</w:t>
+              <w:t xml:space="preserve">保留2D检测功能，降级运行，标记测距数据缺失区段</w:t>
             </w:r>
           </w:p>
         </w:tc>
@@ -3254,7 +3254,7 @@
               <w:jc w:val="left"/>
             </w:pPr>
             <w:r>
-              <w:t xml:space="preserve">双激光同时离线</w:t>
+              <w:t xml:space="preserve">单点测距传感器全部离线（2路均离线）</w:t>
             </w:r>
           </w:p>
         </w:tc>
@@ -3278,7 +3278,7 @@
               <w:jc w:val="left"/>
             </w:pPr>
             <w:r>
-              <w:t xml:space="preserve">触发返航，2D数据已保存</w:t>
+              <w:t xml:space="preserve">触发返航，已采集数据完整保存</w:t>
             </w:r>
           </w:p>
         </w:tc>
@@ -3304,7 +3304,7 @@
               <w:jc w:val="left"/>
             </w:pPr>
             <w:r>
-              <w:t xml:space="preserve">单陀螺仪异常</w:t>
+              <w:t xml:space="preserve">HWT905 IMU单轴数据异常</w:t>
             </w:r>
           </w:p>
         </w:tc>
@@ -3328,7 +3328,7 @@
               <w:jc w:val="left"/>
             </w:pPr>
             <w:r>
-              <w:t xml:space="preserve">自动切换备用陀螺仪，数据一致性校验后继续</w:t>
+              <w:t xml:space="preserve">自动切换冗余数据，校验后继续，异常轴标记</w:t>
             </w:r>
           </w:p>
         </w:tc>
@@ -3354,7 +3354,7 @@
               <w:jc w:val="left"/>
             </w:pPr>
             <w:r>
-              <w:t xml:space="preserve">双陀螺仪同时异常</w:t>
+              <w:t xml:space="preserve">HWT905 IMU双轴同时异常</w:t>
             </w:r>
           </w:p>
         </w:tc>
@@ -3378,7 +3378,7 @@
               <w:jc w:val="left"/>
             </w:pPr>
             <w:r>
-              <w:t xml:space="preserve">触发返航，保障数据安全</w:t>
+              <w:t xml:space="preserve">触发返航，IMU数据异常不影响已采集数据保存</w:t>
             </w:r>
           </w:p>
         </w:tc>
@@ -4821,15 +4821,13 @@
     <w:link w:val="VerbatimChar"/>
     <w:pPr>
       <w:wordWrap w:val="off"/>
-      <w:shd w:val="clear" w:fill="f8f8f8"/>
     </w:pPr>
   </w:style>
   <w:style w:type="character" w:customStyle="1" w:styleId="KeywordTok">
     <w:name w:val="KeywordTok"/>
     <w:basedOn w:val="VerbatimChar"/>
     <w:rPr>
-      <w:color w:val="204a87"/>
-      <w:shd w:val="clear" w:fill="f8f8f8"/>
+      <w:color w:val="007020"/>
       <w:b/>
     </w:rPr>
   </w:style>
@@ -4837,96 +4835,85 @@
     <w:name w:val="DataTypeTok"/>
     <w:basedOn w:val="VerbatimChar"/>
     <w:rPr>
-      <w:color w:val="204a87"/>
-      <w:shd w:val="clear" w:fill="f8f8f8"/>
+      <w:color w:val="902000"/>
     </w:rPr>
   </w:style>
   <w:style w:type="character" w:customStyle="1" w:styleId="DecValTok">
     <w:name w:val="DecValTok"/>
     <w:basedOn w:val="VerbatimChar"/>
     <w:rPr>
-      <w:color w:val="0000cf"/>
-      <w:shd w:val="clear" w:fill="f8f8f8"/>
+      <w:color w:val="40a070"/>
     </w:rPr>
   </w:style>
   <w:style w:type="character" w:customStyle="1" w:styleId="BaseNTok">
     <w:name w:val="BaseNTok"/>
     <w:basedOn w:val="VerbatimChar"/>
     <w:rPr>
-      <w:color w:val="0000cf"/>
-      <w:shd w:val="clear" w:fill="f8f8f8"/>
+      <w:color w:val="40a070"/>
     </w:rPr>
   </w:style>
   <w:style w:type="character" w:customStyle="1" w:styleId="FloatTok">
     <w:name w:val="FloatTok"/>
     <w:basedOn w:val="VerbatimChar"/>
     <w:rPr>
-      <w:color w:val="0000cf"/>
-      <w:shd w:val="clear" w:fill="f8f8f8"/>
+      <w:color w:val="40a070"/>
     </w:rPr>
   </w:style>
   <w:style w:type="character" w:customStyle="1" w:styleId="ConstantTok">
     <w:name w:val="ConstantTok"/>
     <w:basedOn w:val="VerbatimChar"/>
     <w:rPr>
-      <w:color w:val="8f5902"/>
-      <w:shd w:val="clear" w:fill="f8f8f8"/>
+      <w:color w:val="880000"/>
     </w:rPr>
   </w:style>
   <w:style w:type="character" w:customStyle="1" w:styleId="CharTok">
     <w:name w:val="CharTok"/>
     <w:basedOn w:val="VerbatimChar"/>
     <w:rPr>
-      <w:color w:val="4e9a06"/>
-      <w:shd w:val="clear" w:fill="f8f8f8"/>
+      <w:color w:val="4070a0"/>
     </w:rPr>
   </w:style>
   <w:style w:type="character" w:customStyle="1" w:styleId="SpecialCharTok">
     <w:name w:val="SpecialCharTok"/>
     <w:basedOn w:val="VerbatimChar"/>
     <w:rPr>
-      <w:color w:val="ce5c00"/>
-      <w:shd w:val="clear" w:fill="f8f8f8"/>
-      <w:b/>
+      <w:color w:val="4070a0"/>
     </w:rPr>
   </w:style>
   <w:style w:type="character" w:customStyle="1" w:styleId="StringTok">
     <w:name w:val="StringTok"/>
     <w:basedOn w:val="VerbatimChar"/>
     <w:rPr>
-      <w:color w:val="4e9a06"/>
-      <w:shd w:val="clear" w:fill="f8f8f8"/>
+      <w:color w:val="4070a0"/>
     </w:rPr>
   </w:style>
   <w:style w:type="character" w:customStyle="1" w:styleId="VerbatimStringTok">
     <w:name w:val="VerbatimStringTok"/>
     <w:basedOn w:val="VerbatimChar"/>
     <w:rPr>
-      <w:color w:val="4e9a06"/>
-      <w:shd w:val="clear" w:fill="f8f8f8"/>
+      <w:color w:val="4070a0"/>
     </w:rPr>
   </w:style>
   <w:style w:type="character" w:customStyle="1" w:styleId="SpecialStringTok">
     <w:name w:val="SpecialStringTok"/>
     <w:basedOn w:val="VerbatimChar"/>
     <w:rPr>
-      <w:color w:val="4e9a06"/>
-      <w:shd w:val="clear" w:fill="f8f8f8"/>
+      <w:color w:val="bb6688"/>
     </w:rPr>
   </w:style>
   <w:style w:type="character" w:customStyle="1" w:styleId="ImportTok">
     <w:name w:val="ImportTok"/>
     <w:basedOn w:val="VerbatimChar"/>
     <w:rPr>
-      <w:shd w:val="clear" w:fill="f8f8f8"/>
+      <w:color w:val="008000"/>
+      <w:b/>
     </w:rPr>
   </w:style>
   <w:style w:type="character" w:customStyle="1" w:styleId="CommentTok">
     <w:name w:val="CommentTok"/>
     <w:basedOn w:val="VerbatimChar"/>
     <w:rPr>
-      <w:color w:val="8f5902"/>
-      <w:shd w:val="clear" w:fill="f8f8f8"/>
+      <w:color w:val="60a0b0"/>
       <w:i/>
     </w:rPr>
   </w:style>
@@ -4934,9 +4921,7 @@
     <w:name w:val="DocumentationTok"/>
     <w:basedOn w:val="VerbatimChar"/>
     <w:rPr>
-      <w:color w:val="8f5902"/>
-      <w:shd w:val="clear" w:fill="f8f8f8"/>
-      <w:b/>
+      <w:color w:val="ba2121"/>
       <w:i/>
     </w:rPr>
   </w:style>
@@ -4944,8 +4929,7 @@
     <w:name w:val="AnnotationTok"/>
     <w:basedOn w:val="VerbatimChar"/>
     <w:rPr>
-      <w:color w:val="8f5902"/>
-      <w:shd w:val="clear" w:fill="f8f8f8"/>
+      <w:color w:val="60a0b0"/>
       <w:b/>
       <w:i/>
     </w:rPr>
@@ -4954,8 +4938,7 @@
     <w:name w:val="CommentVarTok"/>
     <w:basedOn w:val="VerbatimChar"/>
     <w:rPr>
-      <w:color w:val="8f5902"/>
-      <w:shd w:val="clear" w:fill="f8f8f8"/>
+      <w:color w:val="60a0b0"/>
       <w:b/>
       <w:i/>
     </w:rPr>
@@ -4964,33 +4947,28 @@
     <w:name w:val="OtherTok"/>
     <w:basedOn w:val="VerbatimChar"/>
     <w:rPr>
-      <w:color w:val="8f5902"/>
-      <w:shd w:val="clear" w:fill="f8f8f8"/>
+      <w:color w:val="007020"/>
     </w:rPr>
   </w:style>
   <w:style w:type="character" w:customStyle="1" w:styleId="FunctionTok">
     <w:name w:val="FunctionTok"/>
     <w:basedOn w:val="VerbatimChar"/>
     <w:rPr>
-      <w:color w:val="204a87"/>
-      <w:shd w:val="clear" w:fill="f8f8f8"/>
-      <w:b/>
+      <w:color w:val="06287e"/>
     </w:rPr>
   </w:style>
   <w:style w:type="character" w:customStyle="1" w:styleId="VariableTok">
     <w:name w:val="VariableTok"/>
     <w:basedOn w:val="VerbatimChar"/>
     <w:rPr>
-      <w:color w:val="000000"/>
-      <w:shd w:val="clear" w:fill="f8f8f8"/>
+      <w:color w:val="19177c"/>
     </w:rPr>
   </w:style>
   <w:style w:type="character" w:customStyle="1" w:styleId="ControlFlowTok">
     <w:name w:val="ControlFlowTok"/>
     <w:basedOn w:val="VerbatimChar"/>
     <w:rPr>
-      <w:color w:val="204a87"/>
-      <w:shd w:val="clear" w:fill="f8f8f8"/>
+      <w:color w:val="007020"/>
       <w:b/>
     </w:rPr>
   </w:style>
@@ -4998,55 +4976,45 @@
     <w:name w:val="OperatorTok"/>
     <w:basedOn w:val="VerbatimChar"/>
     <w:rPr>
-      <w:color w:val="ce5c00"/>
-      <w:shd w:val="clear" w:fill="f8f8f8"/>
-      <w:b/>
+      <w:color w:val="666666"/>
     </w:rPr>
   </w:style>
   <w:style w:type="character" w:customStyle="1" w:styleId="BuiltInTok">
     <w:name w:val="BuiltInTok"/>
     <w:basedOn w:val="VerbatimChar"/>
     <w:rPr>
-      <w:shd w:val="clear" w:fill="f8f8f8"/>
+      <w:color w:val="008000"/>
     </w:rPr>
   </w:style>
   <w:style w:type="character" w:customStyle="1" w:styleId="ExtensionTok">
     <w:name w:val="ExtensionTok"/>
     <w:basedOn w:val="VerbatimChar"/>
-    <w:rPr>
-      <w:shd w:val="clear" w:fill="f8f8f8"/>
-    </w:rPr>
+    <w:rPr/>
   </w:style>
   <w:style w:type="character" w:customStyle="1" w:styleId="PreprocessorTok">
     <w:name w:val="PreprocessorTok"/>
     <w:basedOn w:val="VerbatimChar"/>
     <w:rPr>
-      <w:color w:val="8f5902"/>
-      <w:shd w:val="clear" w:fill="f8f8f8"/>
-      <w:i/>
+      <w:color w:val="bc7a00"/>
     </w:rPr>
   </w:style>
   <w:style w:type="character" w:customStyle="1" w:styleId="AttributeTok">
     <w:name w:val="AttributeTok"/>
     <w:basedOn w:val="VerbatimChar"/>
     <w:rPr>
-      <w:color w:val="204a87"/>
-      <w:shd w:val="clear" w:fill="f8f8f8"/>
+      <w:color w:val="7d9029"/>
     </w:rPr>
   </w:style>
   <w:style w:type="character" w:customStyle="1" w:styleId="RegionMarkerTok">
     <w:name w:val="RegionMarkerTok"/>
     <w:basedOn w:val="VerbatimChar"/>
-    <w:rPr>
-      <w:shd w:val="clear" w:fill="f8f8f8"/>
-    </w:rPr>
+    <w:rPr/>
   </w:style>
   <w:style w:type="character" w:customStyle="1" w:styleId="InformationTok">
     <w:name w:val="InformationTok"/>
     <w:basedOn w:val="VerbatimChar"/>
     <w:rPr>
-      <w:color w:val="8f5902"/>
-      <w:shd w:val="clear" w:fill="f8f8f8"/>
+      <w:color w:val="60a0b0"/>
       <w:b/>
       <w:i/>
     </w:rPr>
@@ -5055,8 +5023,7 @@
     <w:name w:val="WarningTok"/>
     <w:basedOn w:val="VerbatimChar"/>
     <w:rPr>
-      <w:color w:val="8f5902"/>
-      <w:shd w:val="clear" w:fill="f8f8f8"/>
+      <w:color w:val="60a0b0"/>
       <w:b/>
       <w:i/>
     </w:rPr>
@@ -5065,25 +5032,22 @@
     <w:name w:val="AlertTok"/>
     <w:basedOn w:val="VerbatimChar"/>
     <w:rPr>
-      <w:color w:val="ef2929"/>
-      <w:shd w:val="clear" w:fill="f8f8f8"/>
+      <w:color w:val="ff0000"/>
+      <w:b/>
     </w:rPr>
   </w:style>
   <w:style w:type="character" w:customStyle="1" w:styleId="ErrorTok">
     <w:name w:val="ErrorTok"/>
     <w:basedOn w:val="VerbatimChar"/>
     <w:rPr>
-      <w:color w:val="a40000"/>
-      <w:shd w:val="clear" w:fill="f8f8f8"/>
+      <w:color w:val="ff0000"/>
       <w:b/>
     </w:rPr>
   </w:style>
   <w:style w:type="character" w:customStyle="1" w:styleId="NormalTok">
     <w:name w:val="NormalTok"/>
     <w:basedOn w:val="VerbatimChar"/>
-    <w:rPr>
-      <w:shd w:val="clear" w:fill="f8f8f8"/>
-    </w:rPr>
+    <w:rPr/>
   </w:style>
 </w:styles>
 </file>

--- a/铁路线路智能综合检测机器人/技术文档章节拆分_20260417_0116/铁路线路智能综合检测机器人_技术文档_V3.0_第11章_系统部署与运维保障_20260306_20260417_0116.docx
+++ b/铁路线路智能综合检测机器人/技术文档章节拆分_20260417_0116/铁路线路智能综合检测机器人_技术文档_V3.0_第11章_系统部署与运维保障_20260306_20260417_0116.docx
@@ -287,7 +287,7 @@
               <w:jc w:val="left"/>
             </w:pPr>
             <w:r>
-              <w:t xml:space="preserve">传感器自检 / 相机曝光校正 / 单点测距传感器功率校准 / HWT905 IMU零偏校准，触摸屏显示各设备状态</w:t>
+              <w:t xml:space="preserve">传感器自检 / 相机曝光校正 / 单点测距传感器功率校准 / 姿态传感器HWT905零偏校准，触摸屏显示各设备状态</w:t>
             </w:r>
           </w:p>
         </w:tc>
@@ -624,7 +624,7 @@
               <w:jc w:val="left"/>
             </w:pPr>
             <w:r>
-              <w:t xml:space="preserve">HWT905 IMU</w:t>
+              <w:t xml:space="preserve">姿态传感器HWT905</w:t>
             </w:r>
           </w:p>
         </w:tc>
@@ -1269,7 +1269,7 @@
               <w:jc w:val="left"/>
             </w:pPr>
             <w:r>
-              <w:t xml:space="preserve">传感器固件（相机/单点测距传感器/HWT905）远程推送升级</w:t>
+              <w:t xml:space="preserve">传感器固件（相机/单点测距传感器/姿态传感器HWT905）远程推送升级</w:t>
             </w:r>
           </w:p>
         </w:tc>
@@ -1625,7 +1625,7 @@
               <w:jc w:val="left"/>
             </w:pPr>
             <w:r>
-              <w:t xml:space="preserve">HWT905 IMU零偏校准</w:t>
+              <w:t xml:space="preserve">姿态传感器HWT905零偏校准</w:t>
             </w:r>
           </w:p>
         </w:tc>
@@ -2029,7 +2029,7 @@
               <w:jc w:val="left"/>
             </w:pPr>
             <w:r>
-              <w:t xml:space="preserve">HWT905 IMU</w:t>
+              <w:t xml:space="preserve">姿态传感器HWT905</w:t>
             </w:r>
           </w:p>
         </w:tc>
@@ -3304,7 +3304,7 @@
               <w:jc w:val="left"/>
             </w:pPr>
             <w:r>
-              <w:t xml:space="preserve">HWT905 IMU单轴数据异常</w:t>
+              <w:t xml:space="preserve">姿态传感器HWT905单轴数据异常</w:t>
             </w:r>
           </w:p>
         </w:tc>
@@ -3354,7 +3354,7 @@
               <w:jc w:val="left"/>
             </w:pPr>
             <w:r>
-              <w:t xml:space="preserve">HWT905 IMU双轴同时异常</w:t>
+              <w:t xml:space="preserve">姿态传感器HWT905双轴同时异常</w:t>
             </w:r>
           </w:p>
         </w:tc>
